--- a/Daily Reports/22_08_2026-CBOT Reports.docx
+++ b/Daily Reports/22_08_2026-CBOT Reports.docx
@@ -104,7 +104,7 @@
           <w:color w:val="5C768D"/>
           <w:sz w:val="19"/>
         </w:rPr>
-        <w:t>Cập nhật tự động qua `macro_tracker.py` vào lúc 00:01 ICT ngày 22/08/2026</w:t>
+        <w:t>Cập nhật tự động qua `macro_tracker.py` vào lúc 06:32 ICT ngày 22/08/2026</w:t>
       </w:r>
     </w:p>
     <w:tbl>
@@ -313,7 +313,7 @@
               <w:rPr>
                 <w:b/>
               </w:rPr>
-              <w:t>94.19 / thùng</w:t>
+              <w:t>93.87 / thùng</w:t>
             </w:r>
           </w:p>
         </w:tc>
@@ -344,7 +344,7 @@
               <w:rPr>
                 <w:b/>
               </w:rPr>
-              <w:t>+0.44%</w:t>
+              <w:t>+0.10%</w:t>
             </w:r>
           </w:p>
         </w:tc>
@@ -442,7 +442,7 @@
               <w:rPr>
                 <w:b/>
               </w:rPr>
-              <w:t>98.80</w:t>
+              <w:t>98.84</w:t>
             </w:r>
           </w:p>
         </w:tc>
@@ -473,7 +473,7 @@
               <w:rPr>
                 <w:b/>
               </w:rPr>
-              <w:t>-0.10%</w:t>
+              <w:t>-0.06%</w:t>
             </w:r>
           </w:p>
         </w:tc>
@@ -1218,7 +1218,7 @@
         <w:rPr>
           <w:b/>
         </w:rPr>
-        <w:t>`94.19` (+0.44%)</w:t>
+        <w:t>`93.87` (+0.10%)</w:t>
       </w:r>
       <w:r>
         <w:t xml:space="preserve"> | DXY: </w:t>
@@ -1227,7 +1227,7 @@
         <w:rPr>
           <w:b/>
         </w:rPr>
-        <w:t>`98.80` (-0.10%)</w:t>
+        <w:t>`98.84` (-0.06%)</w:t>
       </w:r>
       <w:r>
         <w:t xml:space="preserve"> | Lúa mì CBOT: </w:t>
@@ -1236,7 +1236,7 @@
         <w:rPr>
           <w:b/>
         </w:rPr>
-        <w:t>`695.25` (+1.79%)</w:t>
+        <w:t>`700.00` (+2.53%)</w:t>
       </w:r>
       <w:r>
         <w:t>.</w:t>
@@ -1306,7 +1306,7 @@
           <w:color w:val="5C768D"/>
           <w:sz w:val="19"/>
         </w:rPr>
-        <w:t>Cập nhật tự động lúc 00:01 ICT ngày 22/08/2026 — Nguồn: NOAA, USDA, BOM Australia</w:t>
+        <w:t>Cập nhật tự động lúc 06:32 ICT ngày 22/08/2026 — Nguồn: NOAA, USDA, BOM Australia</w:t>
       </w:r>
     </w:p>
     <w:p>
@@ -3574,7 +3574,7 @@
               <w:rPr>
                 <w:b/>
               </w:rPr>
-              <w:t>505.25</w:t>
+              <w:t>508.25</w:t>
             </w:r>
           </w:p>
         </w:tc>
@@ -3605,7 +3605,7 @@
               <w:rPr>
                 <w:b/>
               </w:rPr>
-              <w:t>506.91 (+1.66)</w:t>
+              <w:t>508.57 (+0.32)</w:t>
             </w:r>
           </w:p>
         </w:tc>
@@ -3633,7 +3633,7 @@
             </w:pPr>
             <w:r/>
             <w:r>
-              <w:t>Bullish (503.21 &gt; 499.73)</w:t>
+              <w:t>Bullish (504.06 &gt; 500.37)</w:t>
             </w:r>
           </w:p>
         </w:tc>
@@ -3661,7 +3661,7 @@
             </w:pPr>
             <w:r/>
             <w:r>
-              <w:t>3.25 cents</w:t>
+              <w:t>1.50 cents</w:t>
             </w:r>
           </w:p>
         </w:tc>
@@ -3822,7 +3822,7 @@
               <w:rPr>
                 <w:b/>
               </w:rPr>
-              <w:t>695.25</w:t>
+              <w:t>700.00</w:t>
             </w:r>
           </w:p>
         </w:tc>
@@ -3853,7 +3853,7 @@
               <w:rPr>
                 <w:b/>
               </w:rPr>
-              <w:t>697.61 (+2.36)</w:t>
+              <w:t>702.26 (+2.26)</w:t>
             </w:r>
           </w:p>
         </w:tc>
@@ -3881,7 +3881,7 @@
             </w:pPr>
             <w:r/>
             <w:r>
-              <w:t>Bullish (698.94 &gt; 696.70)</w:t>
+              <w:t>Bullish (698.95 &gt; 696.88)</w:t>
             </w:r>
           </w:p>
         </w:tc>
@@ -3909,7 +3909,7 @@
             </w:pPr>
             <w:r/>
             <w:r>
-              <w:t>5.00 cents</w:t>
+              <w:t>3.75 cents</w:t>
             </w:r>
           </w:p>
         </w:tc>
@@ -4347,7 +4347,7 @@
                 <w:b/>
                 <w:color w:val="15803D"/>
               </w:rPr>
-              <w:t>500.25 - 503.21 cents (Canh mua vùng hỗ trợ)</w:t>
+              <w:t>500.25 - 504.06 cents (Canh mua vùng hỗ trợ)</w:t>
             </w:r>
           </w:p>
         </w:tc>
@@ -4378,7 +4378,7 @@
               <w:rPr>
                 <w:b/>
               </w:rPr>
-              <w:t>453.21 cents (Dưới cản S2 + 1.5x ATR)</w:t>
+              <w:t>453.49 cents (Dưới cản S2 + 1.5x ATR)</w:t>
             </w:r>
           </w:p>
         </w:tc>
@@ -4414,7 +4414,7 @@
                 <w:color w:val="D97706"/>
                 <w:sz w:val="19"/>
               </w:rPr>
-              <w:t xml:space="preserve"> 506.90 cents </w:t>
+              <w:t xml:space="preserve"> 507.75 cents </w:t>
             </w:r>
             <w:r>
               <w:t xml:space="preserve"> / TP2: </w:t>
@@ -4425,7 +4425,7 @@
                 <w:color w:val="D97706"/>
                 <w:sz w:val="19"/>
               </w:rPr>
-              <w:t xml:space="preserve"> 508.25 cents </w:t>
+              <w:t xml:space="preserve"> 509.00 cents </w:t>
             </w:r>
           </w:p>
         </w:tc>
@@ -4590,7 +4590,7 @@
               <w:rPr>
                 <w:b/>
               </w:rPr>
-              <w:t>470.43 cents (Chống quét SL tuyệt đối)</w:t>
+              <w:t>470.55 cents (Chống quét SL tuyệt đối)</w:t>
             </w:r>
           </w:p>
         </w:tc>
@@ -4621,7 +4621,7 @@
               <w:rPr>
                 <w:b/>
               </w:rPr>
-              <w:t>522.00 cents (Ăn trọn biên độ ngô ~10.5 giá)</w:t>
+              <w:t>523.00 cents (Ăn trọn biên độ ngô ~10.5 giá)</w:t>
             </w:r>
           </w:p>
         </w:tc>
@@ -4752,7 +4752,7 @@
               <w:rPr>
                 <w:b/>
               </w:rPr>
-              <w:t>521.72 - 523.22 cents</w:t>
+              <w:t>522.78 - 524.28 cents</w:t>
             </w:r>
           </w:p>
         </w:tc>
@@ -4783,7 +4783,7 @@
               <w:rPr>
                 <w:b/>
               </w:rPr>
-              <w:t>524.28 cents</w:t>
+              <w:t>525.22 cents</w:t>
             </w:r>
           </w:p>
         </w:tc>
@@ -4945,7 +4945,7 @@
               <w:rPr>
                 <w:b/>
               </w:rPr>
-              <w:t>446.48 - 457.25 cents</w:t>
+              <w:t>447.22 - 457.25 cents</w:t>
             </w:r>
           </w:p>
         </w:tc>
@@ -5126,7 +5126,7 @@
                 <w:b/>
                 <w:color w:val="B91C1C"/>
               </w:rPr>
-              <w:t>698.94 - 696.70 cents (Canh bán hồi kỹ thuật H1)</w:t>
+              <w:t>698.95 - 696.88 cents (Canh bán hồi kỹ thuật H1)</w:t>
             </w:r>
           </w:p>
         </w:tc>
@@ -5157,7 +5157,7 @@
               <w:rPr>
                 <w:b/>
               </w:rPr>
-              <w:t>735.17 cents (Trên kháng cự R2 + 1.5x ATR)</w:t>
+              <w:t>735.02 cents (Trên kháng cự R2 + 1.5x ATR)</w:t>
             </w:r>
           </w:p>
         </w:tc>
@@ -5193,7 +5193,7 @@
                 <w:color w:val="D97706"/>
                 <w:sz w:val="19"/>
               </w:rPr>
-              <w:t xml:space="preserve"> 692.25 cents </w:t>
+              <w:t xml:space="preserve"> 696.00 cents </w:t>
             </w:r>
             <w:r>
               <w:t xml:space="preserve"> / TP2: </w:t>
@@ -5335,7 +5335,7 @@
               <w:rPr>
                 <w:b/>
               </w:rPr>
-              <w:t>690.25 - 692.25 cents</w:t>
+              <w:t>694.00 - 696.00 cents</w:t>
             </w:r>
           </w:p>
         </w:tc>
@@ -5366,7 +5366,7 @@
               <w:rPr>
                 <w:b/>
               </w:rPr>
-              <w:t>640.64 cents</w:t>
+              <w:t>640.74 cents</w:t>
             </w:r>
           </w:p>
         </w:tc>
@@ -5397,7 +5397,7 @@
               <w:rPr>
                 <w:b/>
               </w:rPr>
-              <w:t>698.25 cents (Đón sóng hồi trung hạn ~14.5 giá)</w:t>
+              <w:t>702.50 cents (Đón sóng hồi trung hạn ~14.5 giá)</w:t>
             </w:r>
           </w:p>
         </w:tc>
@@ -5528,7 +5528,7 @@
               <w:rPr>
                 <w:b/>
               </w:rPr>
-              <w:t>698.25 - 700.25 cents</w:t>
+              <w:t>702.50 - 704.50 cents</w:t>
             </w:r>
           </w:p>
         </w:tc>
@@ -5559,7 +5559,7 @@
               <w:rPr>
                 <w:b/>
               </w:rPr>
-              <w:t>702.86 cents</w:t>
+              <w:t>707.01 cents</w:t>
             </w:r>
           </w:p>
         </w:tc>
@@ -5721,7 +5721,7 @@
               <w:rPr>
                 <w:b/>
               </w:rPr>
-              <w:t>626.80 - 645.25 cents</w:t>
+              <w:t>627.19 - 645.25 cents</w:t>
             </w:r>
           </w:p>
         </w:tc>
@@ -11599,7 +11599,7 @@
         <w:t>Giá Chốt Phiên (Close):</w:t>
       </w:r>
       <w:r>
-        <w:t xml:space="preserve"> 505.25 cents | </w:t>
+        <w:t xml:space="preserve"> 508.25 cents | </w:t>
       </w:r>
       <w:r>
         <w:rPr>
@@ -11614,10 +11614,10 @@
         <w:rPr>
           <w:b/>
         </w:rPr>
-        <w:t>`506.91 cents`</w:t>
+        <w:t>`508.57 cents`</w:t>
       </w:r>
       <w:r>
-        <w:t xml:space="preserve"> (+1.66).</w:t>
+        <w:t xml:space="preserve"> (+0.32).</w:t>
       </w:r>
     </w:p>
     <w:p>
@@ -11638,7 +11638,7 @@
         <w:rPr>
           <w:b/>
         </w:rPr>
-        <w:t>`205,827`</w:t>
+        <w:t>`270,307`</w:t>
       </w:r>
       <w:r>
         <w:t xml:space="preserve"> (Chênh lệch: </w:t>
@@ -11647,7 +11647,7 @@
         <w:rPr>
           <w:b/>
         </w:rPr>
-        <w:t>`-86,072`</w:t>
+        <w:t>`-21,592`</w:t>
       </w:r>
       <w:r>
         <w:t xml:space="preserve">) | OI: </w:t>
@@ -11981,7 +11981,7 @@
               <w:rPr>
                 <w:b/>
               </w:rPr>
-              <w:t>94.19</w:t>
+              <w:t>93.87</w:t>
             </w:r>
           </w:p>
         </w:tc>
@@ -12012,7 +12012,7 @@
               <w:rPr>
                 <w:b/>
               </w:rPr>
-              <w:t>+0.44%</w:t>
+              <w:t>+0.10%</w:t>
             </w:r>
           </w:p>
         </w:tc>
@@ -12104,7 +12104,7 @@
               <w:rPr>
                 <w:b/>
               </w:rPr>
-              <w:t>98.80</w:t>
+              <w:t>98.84</w:t>
             </w:r>
           </w:p>
         </w:tc>
@@ -12135,7 +12135,7 @@
               <w:rPr>
                 <w:b/>
               </w:rPr>
-              <w:t>-0.10%</w:t>
+              <w:t>-0.06%</w:t>
             </w:r>
           </w:p>
         </w:tc>
@@ -12739,7 +12739,7 @@
         <w:t xml:space="preserve"> EMA_21 </w:t>
       </w:r>
       <w:r>
-        <w:t xml:space="preserve"> (503.21) &gt; </w:t>
+        <w:t xml:space="preserve"> (504.06) &gt; </w:t>
       </w:r>
       <w:r>
         <w:rPr>
@@ -12750,7 +12750,7 @@
         <w:t xml:space="preserve"> EMA_50 </w:t>
       </w:r>
       <w:r>
-        <w:t xml:space="preserve"> (499.73).</w:t>
+        <w:t xml:space="preserve"> (500.37).</w:t>
       </w:r>
     </w:p>
     <w:p>
@@ -12771,7 +12771,7 @@
         <w:rPr>
           <w:b/>
         </w:rPr>
-        <w:t>`61.07`</w:t>
+        <w:t>`69.99`</w:t>
       </w:r>
       <w:r>
         <w:t xml:space="preserve"> | ATR (14) = </w:t>
@@ -12780,7 +12780,7 @@
         <w:rPr>
           <w:b/>
         </w:rPr>
-        <w:t>`2.69`</w:t>
+        <w:t>`2.51`</w:t>
       </w:r>
       <w:r>
         <w:t xml:space="preserve"> cents | Volatility = </w:t>
@@ -12789,7 +12789,7 @@
         <w:rPr>
           <w:b/>
         </w:rPr>
-        <w:t>`3.25 cents`</w:t>
+        <w:t>`1.50 cents`</w:t>
       </w:r>
       <w:r>
         <w:t>.</w:t>
@@ -12831,7 +12831,7 @@
         <w:rPr>
           <w:b/>
         </w:rPr>
-        <w:t>`506.90`</w:t>
+        <w:t>`507.75`</w:t>
       </w:r>
       <w:r>
         <w:t xml:space="preserve"> | R2: </w:t>
@@ -12840,7 +12840,7 @@
         <w:rPr>
           <w:b/>
         </w:rPr>
-        <w:t>`508.25`</w:t>
+        <w:t>`509.00`</w:t>
       </w:r>
     </w:p>
     <w:p>
@@ -13574,7 +13574,7 @@
           <w:b/>
           <w:color w:val="15803D"/>
         </w:rPr>
-        <w:t>`500.25 - 503.21 cents (Canh mua vùng hỗ trợ)`</w:t>
+        <w:t>`500.25 - 504.06 cents (Canh mua vùng hỗ trợ)`</w:t>
       </w:r>
       <w:r>
         <w:t xml:space="preserve"> | SL: </w:t>
@@ -13583,7 +13583,7 @@
         <w:rPr>
           <w:b/>
         </w:rPr>
-        <w:t>`453.21 cents (Dưới cản S2 + 1.5x ATR)`</w:t>
+        <w:t>`453.49 cents (Dưới cản S2 + 1.5x ATR)`</w:t>
       </w:r>
       <w:r>
         <w:t xml:space="preserve"> | TP: </w:t>
@@ -13594,7 +13594,7 @@
           <w:color w:val="D97706"/>
           <w:sz w:val="19"/>
         </w:rPr>
-        <w:t xml:space="preserve"> 506.90 cents </w:t>
+        <w:t xml:space="preserve"> 507.75 cents </w:t>
       </w:r>
       <w:r>
         <w:t xml:space="preserve"> / </w:t>
@@ -13605,7 +13605,7 @@
           <w:color w:val="D97706"/>
           <w:sz w:val="19"/>
         </w:rPr>
-        <w:t xml:space="preserve"> 508.25 cents </w:t>
+        <w:t xml:space="preserve"> 509.00 cents </w:t>
       </w:r>
       <w:r>
         <w:t>.</w:t>
@@ -13654,7 +13654,7 @@
         <w:rPr>
           <w:b/>
         </w:rPr>
-        <w:t>`470.43 cents (Chống quét SL tuyệt đối)`</w:t>
+        <w:t>`470.55 cents (Chống quét SL tuyệt đối)`</w:t>
       </w:r>
       <w:r>
         <w:t xml:space="preserve"> | TP: </w:t>
@@ -13663,7 +13663,7 @@
         <w:rPr>
           <w:b/>
         </w:rPr>
-        <w:t>`522.00 cents (Ăn trọn biên độ ngô ~10.5 giá)`</w:t>
+        <w:t>`523.00 cents (Ăn trọn biên độ ngô ~10.5 giá)`</w:t>
       </w:r>
       <w:r>
         <w:t>.</w:t>
@@ -13691,7 +13691,7 @@
         <w:rPr>
           <w:b/>
         </w:rPr>
-        <w:t>`521.72 - 523.22 cents`</w:t>
+        <w:t>`522.78 - 524.28 cents`</w:t>
       </w:r>
       <w:r>
         <w:t xml:space="preserve"> | SL: </w:t>
@@ -13700,7 +13700,7 @@
         <w:rPr>
           <w:b/>
         </w:rPr>
-        <w:t>`524.28 cents`</w:t>
+        <w:t>`525.22 cents`</w:t>
       </w:r>
       <w:r>
         <w:t xml:space="preserve"> | TP: </w:t>
@@ -13749,7 +13749,7 @@
         <w:rPr>
           <w:b/>
         </w:rPr>
-        <w:t>`446.48 - 457.25 cents`</w:t>
+        <w:t>`447.22 - 457.25 cents`</w:t>
       </w:r>
     </w:p>
     <w:p>
@@ -14156,7 +14156,7 @@
             </w:pPr>
             <w:r/>
             <w:r>
-              <w:t>505.25</w:t>
+              <w:t>508.25</w:t>
             </w:r>
           </w:p>
         </w:tc>
@@ -14184,7 +14184,7 @@
             </w:pPr>
             <w:r/>
             <w:r>
-              <w:t>509.00</w:t>
+              <w:t>512.00</w:t>
             </w:r>
           </w:p>
         </w:tc>
@@ -14212,7 +14212,7 @@
             </w:pPr>
             <w:r/>
             <w:r>
-              <w:t>502.00</w:t>
+              <w:t>505.00</w:t>
             </w:r>
           </w:p>
         </w:tc>
@@ -14243,7 +14243,7 @@
               <w:rPr>
                 <w:b/>
               </w:rPr>
-              <w:t>505.50</w:t>
+              <w:t>508.50</w:t>
             </w:r>
           </w:p>
         </w:tc>
@@ -14391,7 +14391,7 @@
             </w:pPr>
             <w:r/>
             <w:r>
-              <w:t>505.50</w:t>
+              <w:t>508.50</w:t>
             </w:r>
           </w:p>
         </w:tc>
@@ -14419,7 +14419,7 @@
             </w:pPr>
             <w:r/>
             <w:r>
-              <w:t>508.25</w:t>
+              <w:t>511.25</w:t>
             </w:r>
           </w:p>
         </w:tc>
@@ -14447,7 +14447,7 @@
             </w:pPr>
             <w:r/>
             <w:r>
-              <w:t>501.75</w:t>
+              <w:t>504.75</w:t>
             </w:r>
           </w:p>
         </w:tc>
@@ -14478,7 +14478,7 @@
               <w:rPr>
                 <w:b/>
               </w:rPr>
-              <w:t>505.00</w:t>
+              <w:t>508.00</w:t>
             </w:r>
           </w:p>
         </w:tc>
@@ -14626,7 +14626,7 @@
             </w:pPr>
             <w:r/>
             <w:r>
-              <w:t>505.00</w:t>
+              <w:t>508.00</w:t>
             </w:r>
           </w:p>
         </w:tc>
@@ -14654,7 +14654,7 @@
             </w:pPr>
             <w:r/>
             <w:r>
-              <w:t>508.00</w:t>
+              <w:t>511.00</w:t>
             </w:r>
           </w:p>
         </w:tc>
@@ -14682,7 +14682,7 @@
             </w:pPr>
             <w:r/>
             <w:r>
-              <w:t>501.00</w:t>
+              <w:t>504.00</w:t>
             </w:r>
           </w:p>
         </w:tc>
@@ -14713,7 +14713,7 @@
               <w:rPr>
                 <w:b/>
               </w:rPr>
-              <w:t>505.75</w:t>
+              <w:t>508.75</w:t>
             </w:r>
           </w:p>
         </w:tc>
@@ -14861,7 +14861,7 @@
             </w:pPr>
             <w:r/>
             <w:r>
-              <w:t>505.75</w:t>
+              <w:t>508.75</w:t>
             </w:r>
           </w:p>
         </w:tc>
@@ -14889,7 +14889,7 @@
             </w:pPr>
             <w:r/>
             <w:r>
-              <w:t>510.25</w:t>
+              <w:t>513.25</w:t>
             </w:r>
           </w:p>
         </w:tc>
@@ -14917,7 +14917,7 @@
             </w:pPr>
             <w:r/>
             <w:r>
-              <w:t>500.75</w:t>
+              <w:t>503.75</w:t>
             </w:r>
           </w:p>
         </w:tc>
@@ -14948,7 +14948,7 @@
               <w:rPr>
                 <w:b/>
               </w:rPr>
-              <w:t>506.50</w:t>
+              <w:t>509.50</w:t>
             </w:r>
           </w:p>
         </w:tc>
@@ -15096,7 +15096,7 @@
             </w:pPr>
             <w:r/>
             <w:r>
-              <w:t>506.50</w:t>
+              <w:t>509.50</w:t>
             </w:r>
           </w:p>
         </w:tc>
@@ -15124,7 +15124,7 @@
             </w:pPr>
             <w:r/>
             <w:r>
-              <w:t>512.00</w:t>
+              <w:t>515.00</w:t>
             </w:r>
           </w:p>
         </w:tc>
@@ -15152,7 +15152,7 @@
             </w:pPr>
             <w:r/>
             <w:r>
-              <w:t>500.25</w:t>
+              <w:t>503.25</w:t>
             </w:r>
           </w:p>
         </w:tc>
@@ -15183,7 +15183,7 @@
               <w:rPr>
                 <w:b/>
               </w:rPr>
-              <w:t>508.75</w:t>
+              <w:t>511.75</w:t>
             </w:r>
           </w:p>
         </w:tc>
@@ -15331,7 +15331,7 @@
             </w:pPr>
             <w:r/>
             <w:r>
-              <w:t>508.75</w:t>
+              <w:t>511.75</w:t>
             </w:r>
           </w:p>
         </w:tc>
@@ -15359,7 +15359,7 @@
             </w:pPr>
             <w:r/>
             <w:r>
-              <w:t>511.75</w:t>
+              <w:t>514.75</w:t>
             </w:r>
           </w:p>
         </w:tc>
@@ -15387,7 +15387,7 @@
             </w:pPr>
             <w:r/>
             <w:r>
-              <w:t>504.50</w:t>
+              <w:t>507.50</w:t>
             </w:r>
           </w:p>
         </w:tc>
@@ -15418,7 +15418,7 @@
               <w:rPr>
                 <w:b/>
               </w:rPr>
-              <w:t>509.00</w:t>
+              <w:t>512.00</w:t>
             </w:r>
           </w:p>
         </w:tc>
@@ -15566,7 +15566,7 @@
             </w:pPr>
             <w:r/>
             <w:r>
-              <w:t>509.00</w:t>
+              <w:t>512.00</w:t>
             </w:r>
           </w:p>
         </w:tc>
@@ -15594,7 +15594,7 @@
             </w:pPr>
             <w:r/>
             <w:r>
-              <w:t>512.25</w:t>
+              <w:t>515.25</w:t>
             </w:r>
           </w:p>
         </w:tc>
@@ -15622,7 +15622,7 @@
             </w:pPr>
             <w:r/>
             <w:r>
-              <w:t>502.50</w:t>
+              <w:t>505.50</w:t>
             </w:r>
           </w:p>
         </w:tc>
@@ -15653,7 +15653,7 @@
               <w:rPr>
                 <w:b/>
               </w:rPr>
-              <w:t>509.75</w:t>
+              <w:t>512.75</w:t>
             </w:r>
           </w:p>
         </w:tc>
@@ -15801,7 +15801,7 @@
             </w:pPr>
             <w:r/>
             <w:r>
-              <w:t>509.75</w:t>
+              <w:t>512.75</w:t>
             </w:r>
           </w:p>
         </w:tc>
@@ -15829,7 +15829,7 @@
             </w:pPr>
             <w:r/>
             <w:r>
-              <w:t>512.75</w:t>
+              <w:t>515.75</w:t>
             </w:r>
           </w:p>
         </w:tc>
@@ -15857,7 +15857,7 @@
             </w:pPr>
             <w:r/>
             <w:r>
-              <w:t>505.25</w:t>
+              <w:t>508.25</w:t>
             </w:r>
           </w:p>
         </w:tc>
@@ -15888,7 +15888,7 @@
               <w:rPr>
                 <w:b/>
               </w:rPr>
-              <w:t>509.25</w:t>
+              <w:t>512.25</w:t>
             </w:r>
           </w:p>
         </w:tc>
@@ -16036,7 +16036,7 @@
             </w:pPr>
             <w:r/>
             <w:r>
-              <w:t>509.25</w:t>
+              <w:t>512.25</w:t>
             </w:r>
           </w:p>
         </w:tc>
@@ -16064,7 +16064,7 @@
             </w:pPr>
             <w:r/>
             <w:r>
-              <w:t>513.25</w:t>
+              <w:t>516.25</w:t>
             </w:r>
           </w:p>
         </w:tc>
@@ -16092,7 +16092,7 @@
             </w:pPr>
             <w:r/>
             <w:r>
-              <w:t>503.50</w:t>
+              <w:t>506.50</w:t>
             </w:r>
           </w:p>
         </w:tc>
@@ -16123,7 +16123,7 @@
               <w:rPr>
                 <w:b/>
               </w:rPr>
-              <w:t>509.75</w:t>
+              <w:t>512.75</w:t>
             </w:r>
           </w:p>
         </w:tc>
@@ -16271,7 +16271,7 @@
             </w:pPr>
             <w:r/>
             <w:r>
-              <w:t>509.75</w:t>
+              <w:t>512.75</w:t>
             </w:r>
           </w:p>
         </w:tc>
@@ -16299,7 +16299,7 @@
             </w:pPr>
             <w:r/>
             <w:r>
-              <w:t>512.25</w:t>
+              <w:t>515.25</w:t>
             </w:r>
           </w:p>
         </w:tc>
@@ -16327,7 +16327,7 @@
             </w:pPr>
             <w:r/>
             <w:r>
-              <w:t>506.50</w:t>
+              <w:t>509.50</w:t>
             </w:r>
           </w:p>
         </w:tc>
@@ -16358,7 +16358,7 @@
               <w:rPr>
                 <w:b/>
               </w:rPr>
-              <w:t>510.25</w:t>
+              <w:t>513.25</w:t>
             </w:r>
           </w:p>
         </w:tc>
@@ -16506,7 +16506,7 @@
             </w:pPr>
             <w:r/>
             <w:r>
-              <w:t>510.25</w:t>
+              <w:t>513.25</w:t>
             </w:r>
           </w:p>
         </w:tc>
@@ -16534,7 +16534,7 @@
             </w:pPr>
             <w:r/>
             <w:r>
-              <w:t>513.75</w:t>
+              <w:t>516.75</w:t>
             </w:r>
           </w:p>
         </w:tc>
@@ -16562,7 +16562,7 @@
             </w:pPr>
             <w:r/>
             <w:r>
-              <w:t>504.25</w:t>
+              <w:t>507.25</w:t>
             </w:r>
           </w:p>
         </w:tc>
@@ -16593,7 +16593,7 @@
               <w:rPr>
                 <w:b/>
               </w:rPr>
-              <w:t>511.25</w:t>
+              <w:t>514.25</w:t>
             </w:r>
           </w:p>
         </w:tc>
@@ -16741,7 +16741,7 @@
             </w:pPr>
             <w:r/>
             <w:r>
-              <w:t>511.25</w:t>
+              <w:t>514.25</w:t>
             </w:r>
           </w:p>
         </w:tc>
@@ -16769,7 +16769,7 @@
             </w:pPr>
             <w:r/>
             <w:r>
-              <w:t>514.00</w:t>
+              <w:t>517.00</w:t>
             </w:r>
           </w:p>
         </w:tc>
@@ -16797,7 +16797,7 @@
             </w:pPr>
             <w:r/>
             <w:r>
-              <w:t>508.75</w:t>
+              <w:t>511.75</w:t>
             </w:r>
           </w:p>
         </w:tc>
@@ -16828,7 +16828,7 @@
               <w:rPr>
                 <w:b/>
               </w:rPr>
-              <w:t>511.25</w:t>
+              <w:t>514.25</w:t>
             </w:r>
           </w:p>
         </w:tc>
@@ -16976,7 +16976,7 @@
             </w:pPr>
             <w:r/>
             <w:r>
-              <w:t>511.25</w:t>
+              <w:t>514.25</w:t>
             </w:r>
           </w:p>
         </w:tc>
@@ -17004,7 +17004,7 @@
             </w:pPr>
             <w:r/>
             <w:r>
-              <w:t>514.00</w:t>
+              <w:t>517.00</w:t>
             </w:r>
           </w:p>
         </w:tc>
@@ -17032,7 +17032,7 @@
             </w:pPr>
             <w:r/>
             <w:r>
-              <w:t>508.75</w:t>
+              <w:t>511.75</w:t>
             </w:r>
           </w:p>
         </w:tc>
@@ -17063,7 +17063,7 @@
               <w:rPr>
                 <w:b/>
               </w:rPr>
-              <w:t>510.75</w:t>
+              <w:t>513.75</w:t>
             </w:r>
           </w:p>
         </w:tc>
@@ -17211,7 +17211,7 @@
             </w:pPr>
             <w:r/>
             <w:r>
-              <w:t>510.75</w:t>
+              <w:t>513.75</w:t>
             </w:r>
           </w:p>
         </w:tc>
@@ -17239,7 +17239,7 @@
             </w:pPr>
             <w:r/>
             <w:r>
-              <w:t>513.75</w:t>
+              <w:t>516.75</w:t>
             </w:r>
           </w:p>
         </w:tc>
@@ -17267,7 +17267,7 @@
             </w:pPr>
             <w:r/>
             <w:r>
-              <w:t>507.50</w:t>
+              <w:t>510.50</w:t>
             </w:r>
           </w:p>
         </w:tc>
@@ -17298,7 +17298,7 @@
               <w:rPr>
                 <w:b/>
               </w:rPr>
-              <w:t>510.50</w:t>
+              <w:t>513.50</w:t>
             </w:r>
           </w:p>
         </w:tc>
@@ -17446,7 +17446,7 @@
             </w:pPr>
             <w:r/>
             <w:r>
-              <w:t>510.50</w:t>
+              <w:t>513.50</w:t>
             </w:r>
           </w:p>
         </w:tc>
@@ -17474,7 +17474,7 @@
             </w:pPr>
             <w:r/>
             <w:r>
-              <w:t>514.50</w:t>
+              <w:t>517.50</w:t>
             </w:r>
           </w:p>
         </w:tc>
@@ -17502,7 +17502,7 @@
             </w:pPr>
             <w:r/>
             <w:r>
-              <w:t>505.25</w:t>
+              <w:t>508.25</w:t>
             </w:r>
           </w:p>
         </w:tc>
@@ -17533,7 +17533,7 @@
               <w:rPr>
                 <w:b/>
               </w:rPr>
-              <w:t>511.00</w:t>
+              <w:t>514.00</w:t>
             </w:r>
           </w:p>
         </w:tc>
@@ -17681,7 +17681,7 @@
             </w:pPr>
             <w:r/>
             <w:r>
-              <w:t>511.00</w:t>
+              <w:t>514.00</w:t>
             </w:r>
           </w:p>
         </w:tc>
@@ -17709,7 +17709,7 @@
             </w:pPr>
             <w:r/>
             <w:r>
-              <w:t>515.75</w:t>
+              <w:t>518.75</w:t>
             </w:r>
           </w:p>
         </w:tc>
@@ -17737,7 +17737,7 @@
             </w:pPr>
             <w:r/>
             <w:r>
-              <w:t>504.00</w:t>
+              <w:t>507.00</w:t>
             </w:r>
           </w:p>
         </w:tc>
@@ -17768,7 +17768,7 @@
               <w:rPr>
                 <w:b/>
               </w:rPr>
-              <w:t>513.00</w:t>
+              <w:t>516.00</w:t>
             </w:r>
           </w:p>
         </w:tc>
@@ -17916,7 +17916,7 @@
             </w:pPr>
             <w:r/>
             <w:r>
-              <w:t>513.00</w:t>
+              <w:t>516.00</w:t>
             </w:r>
           </w:p>
         </w:tc>
@@ -17944,7 +17944,7 @@
             </w:pPr>
             <w:r/>
             <w:r>
-              <w:t>521.00</w:t>
+              <w:t>524.00</w:t>
             </w:r>
           </w:p>
         </w:tc>
@@ -17972,7 +17972,7 @@
             </w:pPr>
             <w:r/>
             <w:r>
-              <w:t>506.00</w:t>
+              <w:t>509.00</w:t>
             </w:r>
           </w:p>
         </w:tc>
@@ -18003,7 +18003,7 @@
               <w:rPr>
                 <w:b/>
               </w:rPr>
-              <w:t>514.50</w:t>
+              <w:t>517.50</w:t>
             </w:r>
           </w:p>
         </w:tc>
@@ -18151,7 +18151,7 @@
             </w:pPr>
             <w:r/>
             <w:r>
-              <w:t>514.50</w:t>
+              <w:t>517.50</w:t>
             </w:r>
           </w:p>
         </w:tc>
@@ -18179,7 +18179,7 @@
             </w:pPr>
             <w:r/>
             <w:r>
-              <w:t>519.00</w:t>
+              <w:t>522.00</w:t>
             </w:r>
           </w:p>
         </w:tc>
@@ -18207,7 +18207,7 @@
             </w:pPr>
             <w:r/>
             <w:r>
-              <w:t>510.25</w:t>
+              <w:t>513.25</w:t>
             </w:r>
           </w:p>
         </w:tc>
@@ -18238,7 +18238,7 @@
               <w:rPr>
                 <w:b/>
               </w:rPr>
-              <w:t>514.00</w:t>
+              <w:t>517.00</w:t>
             </w:r>
           </w:p>
         </w:tc>
@@ -18386,7 +18386,7 @@
             </w:pPr>
             <w:r/>
             <w:r>
-              <w:t>514.00</w:t>
+              <w:t>517.00</w:t>
             </w:r>
           </w:p>
         </w:tc>
@@ -18414,7 +18414,7 @@
             </w:pPr>
             <w:r/>
             <w:r>
-              <w:t>516.25</w:t>
+              <w:t>519.25</w:t>
             </w:r>
           </w:p>
         </w:tc>
@@ -18442,7 +18442,7 @@
             </w:pPr>
             <w:r/>
             <w:r>
-              <w:t>511.25</w:t>
+              <w:t>514.25</w:t>
             </w:r>
           </w:p>
         </w:tc>
@@ -18473,7 +18473,7 @@
               <w:rPr>
                 <w:b/>
               </w:rPr>
-              <w:t>513.75</w:t>
+              <w:t>516.75</w:t>
             </w:r>
           </w:p>
         </w:tc>
@@ -18621,7 +18621,7 @@
             </w:pPr>
             <w:r/>
             <w:r>
-              <w:t>513.75</w:t>
+              <w:t>516.75</w:t>
             </w:r>
           </w:p>
         </w:tc>
@@ -18649,7 +18649,7 @@
             </w:pPr>
             <w:r/>
             <w:r>
-              <w:t>515.75</w:t>
+              <w:t>518.75</w:t>
             </w:r>
           </w:p>
         </w:tc>
@@ -18677,7 +18677,7 @@
             </w:pPr>
             <w:r/>
             <w:r>
-              <w:t>509.25</w:t>
+              <w:t>512.25</w:t>
             </w:r>
           </w:p>
         </w:tc>
@@ -18708,7 +18708,7 @@
               <w:rPr>
                 <w:b/>
               </w:rPr>
-              <w:t>514.00</w:t>
+              <w:t>517.00</w:t>
             </w:r>
           </w:p>
         </w:tc>
@@ -18856,7 +18856,7 @@
             </w:pPr>
             <w:r/>
             <w:r>
-              <w:t>514.00</w:t>
+              <w:t>517.00</w:t>
             </w:r>
           </w:p>
         </w:tc>
@@ -18884,7 +18884,7 @@
             </w:pPr>
             <w:r/>
             <w:r>
-              <w:t>517.75</w:t>
+              <w:t>520.75</w:t>
             </w:r>
           </w:p>
         </w:tc>
@@ -18912,7 +18912,7 @@
             </w:pPr>
             <w:r/>
             <w:r>
-              <w:t>511.25</w:t>
+              <w:t>514.25</w:t>
             </w:r>
           </w:p>
         </w:tc>
@@ -18943,7 +18943,7 @@
               <w:rPr>
                 <w:b/>
               </w:rPr>
-              <w:t>514.50</w:t>
+              <w:t>517.50</w:t>
             </w:r>
           </w:p>
         </w:tc>
@@ -19091,7 +19091,7 @@
             </w:pPr>
             <w:r/>
             <w:r>
-              <w:t>514.50</w:t>
+              <w:t>517.50</w:t>
             </w:r>
           </w:p>
         </w:tc>
@@ -19119,7 +19119,7 @@
             </w:pPr>
             <w:r/>
             <w:r>
-              <w:t>517.50</w:t>
+              <w:t>520.50</w:t>
             </w:r>
           </w:p>
         </w:tc>
@@ -19147,7 +19147,7 @@
             </w:pPr>
             <w:r/>
             <w:r>
-              <w:t>510.00</w:t>
+              <w:t>513.00</w:t>
             </w:r>
           </w:p>
         </w:tc>
@@ -19178,7 +19178,7 @@
               <w:rPr>
                 <w:b/>
               </w:rPr>
-              <w:t>514.75</w:t>
+              <w:t>517.75</w:t>
             </w:r>
           </w:p>
         </w:tc>
@@ -19326,7 +19326,7 @@
             </w:pPr>
             <w:r/>
             <w:r>
-              <w:t>514.75</w:t>
+              <w:t>517.75</w:t>
             </w:r>
           </w:p>
         </w:tc>
@@ -19354,7 +19354,7 @@
             </w:pPr>
             <w:r/>
             <w:r>
-              <w:t>519.00</w:t>
+              <w:t>522.00</w:t>
             </w:r>
           </w:p>
         </w:tc>
@@ -19382,7 +19382,7 @@
             </w:pPr>
             <w:r/>
             <w:r>
-              <w:t>511.50</w:t>
+              <w:t>514.50</w:t>
             </w:r>
           </w:p>
         </w:tc>
@@ -19413,7 +19413,7 @@
               <w:rPr>
                 <w:b/>
               </w:rPr>
-              <w:t>515.50</w:t>
+              <w:t>518.50</w:t>
             </w:r>
           </w:p>
         </w:tc>
@@ -19561,7 +19561,7 @@
             </w:pPr>
             <w:r/>
             <w:r>
-              <w:t>515.50</w:t>
+              <w:t>518.50</w:t>
             </w:r>
           </w:p>
         </w:tc>
@@ -19589,7 +19589,7 @@
             </w:pPr>
             <w:r/>
             <w:r>
-              <w:t>519.00</w:t>
+              <w:t>522.00</w:t>
             </w:r>
           </w:p>
         </w:tc>
@@ -19617,7 +19617,7 @@
             </w:pPr>
             <w:r/>
             <w:r>
-              <w:t>513.25</w:t>
+              <w:t>516.25</w:t>
             </w:r>
           </w:p>
         </w:tc>
@@ -19648,7 +19648,7 @@
               <w:rPr>
                 <w:b/>
               </w:rPr>
-              <w:t>515.50</w:t>
+              <w:t>518.50</w:t>
             </w:r>
           </w:p>
         </w:tc>
@@ -19796,7 +19796,7 @@
             </w:pPr>
             <w:r/>
             <w:r>
-              <w:t>515.50</w:t>
+              <w:t>518.50</w:t>
             </w:r>
           </w:p>
         </w:tc>
@@ -19824,7 +19824,7 @@
             </w:pPr>
             <w:r/>
             <w:r>
-              <w:t>519.25</w:t>
+              <w:t>522.25</w:t>
             </w:r>
           </w:p>
         </w:tc>
@@ -19852,7 +19852,7 @@
             </w:pPr>
             <w:r/>
             <w:r>
-              <w:t>512.00</w:t>
+              <w:t>515.00</w:t>
             </w:r>
           </w:p>
         </w:tc>
@@ -19883,7 +19883,7 @@
               <w:rPr>
                 <w:b/>
               </w:rPr>
-              <w:t>515.25</w:t>
+              <w:t>518.25</w:t>
             </w:r>
           </w:p>
         </w:tc>
@@ -20031,7 +20031,7 @@
             </w:pPr>
             <w:r/>
             <w:r>
-              <w:t>515.25</w:t>
+              <w:t>518.25</w:t>
             </w:r>
           </w:p>
         </w:tc>
@@ -20059,7 +20059,7 @@
             </w:pPr>
             <w:r/>
             <w:r>
-              <w:t>518.75</w:t>
+              <w:t>521.75</w:t>
             </w:r>
           </w:p>
         </w:tc>
@@ -20087,7 +20087,7 @@
             </w:pPr>
             <w:r/>
             <w:r>
-              <w:t>512.00</w:t>
+              <w:t>515.00</w:t>
             </w:r>
           </w:p>
         </w:tc>
@@ -20118,7 +20118,7 @@
               <w:rPr>
                 <w:b/>
               </w:rPr>
-              <w:t>515.00</w:t>
+              <w:t>518.00</w:t>
             </w:r>
           </w:p>
         </w:tc>
@@ -20266,7 +20266,7 @@
             </w:pPr>
             <w:r/>
             <w:r>
-              <w:t>515.00</w:t>
+              <w:t>518.00</w:t>
             </w:r>
           </w:p>
         </w:tc>
@@ -20294,7 +20294,7 @@
             </w:pPr>
             <w:r/>
             <w:r>
-              <w:t>518.00</w:t>
+              <w:t>521.00</w:t>
             </w:r>
           </w:p>
         </w:tc>
@@ -20322,7 +20322,7 @@
             </w:pPr>
             <w:r/>
             <w:r>
-              <w:t>512.25</w:t>
+              <w:t>515.25</w:t>
             </w:r>
           </w:p>
         </w:tc>
@@ -20353,7 +20353,7 @@
               <w:rPr>
                 <w:b/>
               </w:rPr>
-              <w:t>515.25</w:t>
+              <w:t>518.25</w:t>
             </w:r>
           </w:p>
         </w:tc>
@@ -20501,7 +20501,7 @@
             </w:pPr>
             <w:r/>
             <w:r>
-              <w:t>515.25</w:t>
+              <w:t>518.25</w:t>
             </w:r>
           </w:p>
         </w:tc>
@@ -20529,7 +20529,7 @@
             </w:pPr>
             <w:r/>
             <w:r>
-              <w:t>518.25</w:t>
+              <w:t>521.25</w:t>
             </w:r>
           </w:p>
         </w:tc>
@@ -20557,7 +20557,7 @@
             </w:pPr>
             <w:r/>
             <w:r>
-              <w:t>512.50</w:t>
+              <w:t>515.50</w:t>
             </w:r>
           </w:p>
         </w:tc>
@@ -20588,7 +20588,7 @@
               <w:rPr>
                 <w:b/>
               </w:rPr>
-              <w:t>515.25</w:t>
+              <w:t>518.25</w:t>
             </w:r>
           </w:p>
         </w:tc>
@@ -20736,7 +20736,7 @@
             </w:pPr>
             <w:r/>
             <w:r>
-              <w:t>515.25</w:t>
+              <w:t>518.25</w:t>
             </w:r>
           </w:p>
         </w:tc>
@@ -20764,7 +20764,7 @@
             </w:pPr>
             <w:r/>
             <w:r>
-              <w:t>519.25</w:t>
+              <w:t>522.25</w:t>
             </w:r>
           </w:p>
         </w:tc>
@@ -20792,7 +20792,7 @@
             </w:pPr>
             <w:r/>
             <w:r>
-              <w:t>511.75</w:t>
+              <w:t>514.75</w:t>
             </w:r>
           </w:p>
         </w:tc>
@@ -20823,7 +20823,7 @@
               <w:rPr>
                 <w:b/>
               </w:rPr>
-              <w:t>515.75</w:t>
+              <w:t>518.75</w:t>
             </w:r>
           </w:p>
         </w:tc>
@@ -20971,7 +20971,7 @@
             </w:pPr>
             <w:r/>
             <w:r>
-              <w:t>515.75</w:t>
+              <w:t>518.75</w:t>
             </w:r>
           </w:p>
         </w:tc>
@@ -20999,7 +20999,7 @@
             </w:pPr>
             <w:r/>
             <w:r>
-              <w:t>519.75</w:t>
+              <w:t>522.75</w:t>
             </w:r>
           </w:p>
         </w:tc>
@@ -21027,7 +21027,7 @@
             </w:pPr>
             <w:r/>
             <w:r>
-              <w:t>514.00</w:t>
+              <w:t>517.00</w:t>
             </w:r>
           </w:p>
         </w:tc>
@@ -21058,7 +21058,7 @@
               <w:rPr>
                 <w:b/>
               </w:rPr>
-              <w:t>515.50</w:t>
+              <w:t>518.50</w:t>
             </w:r>
           </w:p>
         </w:tc>
@@ -21781,7 +21781,7 @@
         <w:t>Giá Chốt Phiên (Close):</w:t>
       </w:r>
       <w:r>
-        <w:t xml:space="preserve"> 695.25 cents | </w:t>
+        <w:t xml:space="preserve"> 700.00 cents | </w:t>
       </w:r>
       <w:r>
         <w:rPr>
@@ -21796,10 +21796,10 @@
         <w:rPr>
           <w:b/>
         </w:rPr>
-        <w:t>`697.61 cents`</w:t>
+        <w:t>`702.26 cents`</w:t>
       </w:r>
       <w:r>
-        <w:t xml:space="preserve"> (+2.36).</w:t>
+        <w:t xml:space="preserve"> (+2.26).</w:t>
       </w:r>
     </w:p>
     <w:p>
@@ -21820,7 +21820,7 @@
         <w:rPr>
           <w:b/>
         </w:rPr>
-        <w:t>`44,409`</w:t>
+        <w:t>`61,503`</w:t>
       </w:r>
       <w:r>
         <w:t xml:space="preserve"> (Chênh lệch: </w:t>
@@ -21829,7 +21829,7 @@
         <w:rPr>
           <w:b/>
         </w:rPr>
-        <w:t>`-56,527`</w:t>
+        <w:t>`-39,433`</w:t>
       </w:r>
       <w:r>
         <w:t xml:space="preserve">) | OI: </w:t>
@@ -22162,7 +22162,7 @@
               <w:rPr>
                 <w:b/>
               </w:rPr>
-              <w:t>94.19</w:t>
+              <w:t>93.87</w:t>
             </w:r>
           </w:p>
         </w:tc>
@@ -22193,7 +22193,7 @@
               <w:rPr>
                 <w:b/>
               </w:rPr>
-              <w:t>+0.44%</w:t>
+              <w:t>+0.10%</w:t>
             </w:r>
           </w:p>
         </w:tc>
@@ -22285,7 +22285,7 @@
               <w:rPr>
                 <w:b/>
               </w:rPr>
-              <w:t>98.80</w:t>
+              <w:t>98.84</w:t>
             </w:r>
           </w:p>
         </w:tc>
@@ -22316,7 +22316,7 @@
               <w:rPr>
                 <w:b/>
               </w:rPr>
-              <w:t>-0.10%</w:t>
+              <w:t>-0.06%</w:t>
             </w:r>
           </w:p>
         </w:tc>
@@ -22920,7 +22920,7 @@
         <w:t xml:space="preserve"> EMA_21 </w:t>
       </w:r>
       <w:r>
-        <w:t xml:space="preserve"> (698.94) &gt; </w:t>
+        <w:t xml:space="preserve"> (698.95) &gt; </w:t>
       </w:r>
       <w:r>
         <w:rPr>
@@ -22931,7 +22931,7 @@
         <w:t xml:space="preserve"> EMA_50 </w:t>
       </w:r>
       <w:r>
-        <w:t xml:space="preserve"> (696.70).</w:t>
+        <w:t xml:space="preserve"> (696.88).</w:t>
       </w:r>
     </w:p>
     <w:p>
@@ -22952,7 +22952,7 @@
         <w:rPr>
           <w:b/>
         </w:rPr>
-        <w:t>`42.82`</w:t>
+        <w:t>`52.65`</w:t>
       </w:r>
       <w:r>
         <w:t xml:space="preserve"> | ATR (14) = </w:t>
@@ -22961,7 +22961,7 @@
         <w:rPr>
           <w:b/>
         </w:rPr>
-        <w:t>`4.61`</w:t>
+        <w:t>`4.51`</w:t>
       </w:r>
       <w:r>
         <w:t xml:space="preserve"> cents | Volatility = </w:t>
@@ -22970,7 +22970,7 @@
         <w:rPr>
           <w:b/>
         </w:rPr>
-        <w:t>`5.00 cents`</w:t>
+        <w:t>`3.75 cents`</w:t>
       </w:r>
       <w:r>
         <w:t>.</w:t>
@@ -22994,7 +22994,7 @@
         <w:rPr>
           <w:b/>
         </w:rPr>
-        <w:t>`692.25`</w:t>
+        <w:t>`696.00`</w:t>
       </w:r>
       <w:r>
         <w:t xml:space="preserve"> | S2: </w:t>
@@ -23012,7 +23012,7 @@
         <w:rPr>
           <w:b/>
         </w:rPr>
-        <w:t>`698.25`</w:t>
+        <w:t>`702.50`</w:t>
       </w:r>
       <w:r>
         <w:t xml:space="preserve"> | R2: </w:t>
@@ -23745,7 +23745,7 @@
           <w:b/>
           <w:color w:val="B91C1C"/>
         </w:rPr>
-        <w:t>`698.94 - 696.70 cents (Canh bán hồi kỹ thuật H1)`</w:t>
+        <w:t>`698.95 - 696.88 cents (Canh bán hồi kỹ thuật H1)`</w:t>
       </w:r>
       <w:r>
         <w:t xml:space="preserve"> | SL: </w:t>
@@ -23754,7 +23754,7 @@
         <w:rPr>
           <w:b/>
         </w:rPr>
-        <w:t>`735.17 cents (Trên kháng cự R2 + 1.5x ATR)`</w:t>
+        <w:t>`735.02 cents (Trên kháng cự R2 + 1.5x ATR)`</w:t>
       </w:r>
       <w:r>
         <w:t xml:space="preserve"> | TP: </w:t>
@@ -23765,7 +23765,7 @@
           <w:color w:val="D97706"/>
           <w:sz w:val="19"/>
         </w:rPr>
-        <w:t xml:space="preserve"> 692.25 cents </w:t>
+        <w:t xml:space="preserve"> 696.00 cents </w:t>
       </w:r>
       <w:r>
         <w:t xml:space="preserve"> / </w:t>
@@ -23816,7 +23816,7 @@
         <w:rPr>
           <w:b/>
         </w:rPr>
-        <w:t>`690.25 - 692.25 cents`</w:t>
+        <w:t>`694.00 - 696.00 cents`</w:t>
       </w:r>
       <w:r>
         <w:t xml:space="preserve"> | SL: </w:t>
@@ -23825,7 +23825,7 @@
         <w:rPr>
           <w:b/>
         </w:rPr>
-        <w:t>`640.64 cents`</w:t>
+        <w:t>`640.74 cents`</w:t>
       </w:r>
       <w:r>
         <w:t xml:space="preserve"> | TP: </w:t>
@@ -23834,7 +23834,7 @@
         <w:rPr>
           <w:b/>
         </w:rPr>
-        <w:t>`698.25 cents (Đón sóng hồi trung hạn ~14.5 giá)`</w:t>
+        <w:t>`702.50 cents (Đón sóng hồi trung hạn ~14.5 giá)`</w:t>
       </w:r>
       <w:r>
         <w:t>.</w:t>
@@ -23862,7 +23862,7 @@
         <w:rPr>
           <w:b/>
         </w:rPr>
-        <w:t>`698.25 - 700.25 cents`</w:t>
+        <w:t>`702.50 - 704.50 cents`</w:t>
       </w:r>
       <w:r>
         <w:t xml:space="preserve"> | SL: </w:t>
@@ -23871,7 +23871,7 @@
         <w:rPr>
           <w:b/>
         </w:rPr>
-        <w:t>`702.86 cents`</w:t>
+        <w:t>`707.01 cents`</w:t>
       </w:r>
       <w:r>
         <w:t xml:space="preserve"> | TP: </w:t>
@@ -23920,7 +23920,7 @@
         <w:rPr>
           <w:b/>
         </w:rPr>
-        <w:t>`626.80 - 645.25 cents`</w:t>
+        <w:t>`627.19 - 645.25 cents`</w:t>
       </w:r>
     </w:p>
     <w:p>
@@ -24327,7 +24327,7 @@
             </w:pPr>
             <w:r/>
             <w:r>
-              <w:t>695.25</w:t>
+              <w:t>700.00</w:t>
             </w:r>
           </w:p>
         </w:tc>
@@ -24355,7 +24355,7 @@
             </w:pPr>
             <w:r/>
             <w:r>
-              <w:t>706.50</w:t>
+              <w:t>711.25</w:t>
             </w:r>
           </w:p>
         </w:tc>
@@ -24383,7 +24383,7 @@
             </w:pPr>
             <w:r/>
             <w:r>
-              <w:t>689.75</w:t>
+              <w:t>694.50</w:t>
             </w:r>
           </w:p>
         </w:tc>
@@ -24414,7 +24414,7 @@
               <w:rPr>
                 <w:b/>
               </w:rPr>
-              <w:t>694.50</w:t>
+              <w:t>699.25</w:t>
             </w:r>
           </w:p>
         </w:tc>
@@ -24562,7 +24562,7 @@
             </w:pPr>
             <w:r/>
             <w:r>
-              <w:t>694.50</w:t>
+              <w:t>699.25</w:t>
             </w:r>
           </w:p>
         </w:tc>
@@ -24590,7 +24590,7 @@
             </w:pPr>
             <w:r/>
             <w:r>
-              <w:t>702.00</w:t>
+              <w:t>706.75</w:t>
             </w:r>
           </w:p>
         </w:tc>
@@ -24618,7 +24618,7 @@
             </w:pPr>
             <w:r/>
             <w:r>
-              <w:t>688.50</w:t>
+              <w:t>693.25</w:t>
             </w:r>
           </w:p>
         </w:tc>
@@ -24649,7 +24649,7 @@
               <w:rPr>
                 <w:b/>
               </w:rPr>
-              <w:t>694.00</w:t>
+              <w:t>698.75</w:t>
             </w:r>
           </w:p>
         </w:tc>
@@ -24797,7 +24797,7 @@
             </w:pPr>
             <w:r/>
             <w:r>
-              <w:t>694.00</w:t>
+              <w:t>698.75</w:t>
             </w:r>
           </w:p>
         </w:tc>
@@ -24825,7 +24825,7 @@
             </w:pPr>
             <w:r/>
             <w:r>
-              <w:t>707.75</w:t>
+              <w:t>712.50</w:t>
             </w:r>
           </w:p>
         </w:tc>
@@ -24853,7 +24853,7 @@
             </w:pPr>
             <w:r/>
             <w:r>
-              <w:t>679.25</w:t>
+              <w:t>684.00</w:t>
             </w:r>
           </w:p>
         </w:tc>
@@ -24884,7 +24884,7 @@
               <w:rPr>
                 <w:b/>
               </w:rPr>
-              <w:t>696.00</w:t>
+              <w:t>700.75</w:t>
             </w:r>
           </w:p>
         </w:tc>
@@ -25032,7 +25032,7 @@
             </w:pPr>
             <w:r/>
             <w:r>
-              <w:t>696.00</w:t>
+              <w:t>700.75</w:t>
             </w:r>
           </w:p>
         </w:tc>
@@ -25060,7 +25060,7 @@
             </w:pPr>
             <w:r/>
             <w:r>
-              <w:t>709.25</w:t>
+              <w:t>714.00</w:t>
             </w:r>
           </w:p>
         </w:tc>
@@ -25088,7 +25088,7 @@
             </w:pPr>
             <w:r/>
             <w:r>
-              <w:t>687.75</w:t>
+              <w:t>692.50</w:t>
             </w:r>
           </w:p>
         </w:tc>
@@ -25119,7 +25119,7 @@
               <w:rPr>
                 <w:b/>
               </w:rPr>
-              <w:t>697.25</w:t>
+              <w:t>702.00</w:t>
             </w:r>
           </w:p>
         </w:tc>
@@ -25267,7 +25267,7 @@
             </w:pPr>
             <w:r/>
             <w:r>
-              <w:t>697.25</w:t>
+              <w:t>702.00</w:t>
             </w:r>
           </w:p>
         </w:tc>
@@ -25295,7 +25295,7 @@
             </w:pPr>
             <w:r/>
             <w:r>
-              <w:t>713.75</w:t>
+              <w:t>718.50</w:t>
             </w:r>
           </w:p>
         </w:tc>
@@ -25323,7 +25323,7 @@
             </w:pPr>
             <w:r/>
             <w:r>
-              <w:t>686.75</w:t>
+              <w:t>691.50</w:t>
             </w:r>
           </w:p>
         </w:tc>
@@ -25354,7 +25354,7 @@
               <w:rPr>
                 <w:b/>
               </w:rPr>
-              <w:t>701.75</w:t>
+              <w:t>706.50</w:t>
             </w:r>
           </w:p>
         </w:tc>
@@ -25502,7 +25502,7 @@
             </w:pPr>
             <w:r/>
             <w:r>
-              <w:t>701.75</w:t>
+              <w:t>706.50</w:t>
             </w:r>
           </w:p>
         </w:tc>
@@ -25530,7 +25530,7 @@
             </w:pPr>
             <w:r/>
             <w:r>
-              <w:t>709.50</w:t>
+              <w:t>714.25</w:t>
             </w:r>
           </w:p>
         </w:tc>
@@ -25558,7 +25558,7 @@
             </w:pPr>
             <w:r/>
             <w:r>
-              <w:t>690.75</w:t>
+              <w:t>695.50</w:t>
             </w:r>
           </w:p>
         </w:tc>
@@ -25589,7 +25589,7 @@
               <w:rPr>
                 <w:b/>
               </w:rPr>
-              <w:t>703.00</w:t>
+              <w:t>707.75</w:t>
             </w:r>
           </w:p>
         </w:tc>
@@ -25737,7 +25737,7 @@
             </w:pPr>
             <w:r/>
             <w:r>
-              <w:t>703.00</w:t>
+              <w:t>707.75</w:t>
             </w:r>
           </w:p>
         </w:tc>
@@ -25765,7 +25765,7 @@
             </w:pPr>
             <w:r/>
             <w:r>
-              <w:t>711.25</w:t>
+              <w:t>716.00</w:t>
             </w:r>
           </w:p>
         </w:tc>
@@ -25793,7 +25793,7 @@
             </w:pPr>
             <w:r/>
             <w:r>
-              <w:t>692.50</w:t>
+              <w:t>697.25</w:t>
             </w:r>
           </w:p>
         </w:tc>
@@ -25824,7 +25824,7 @@
               <w:rPr>
                 <w:b/>
               </w:rPr>
-              <w:t>704.75</w:t>
+              <w:t>709.50</w:t>
             </w:r>
           </w:p>
         </w:tc>
@@ -25972,7 +25972,7 @@
             </w:pPr>
             <w:r/>
             <w:r>
-              <w:t>704.75</w:t>
+              <w:t>709.50</w:t>
             </w:r>
           </w:p>
         </w:tc>
@@ -26000,7 +26000,7 @@
             </w:pPr>
             <w:r/>
             <w:r>
-              <w:t>717.00</w:t>
+              <w:t>721.75</w:t>
             </w:r>
           </w:p>
         </w:tc>
@@ -26028,7 +26028,7 @@
             </w:pPr>
             <w:r/>
             <w:r>
-              <w:t>695.00</w:t>
+              <w:t>699.75</w:t>
             </w:r>
           </w:p>
         </w:tc>
@@ -26059,7 +26059,7 @@
               <w:rPr>
                 <w:b/>
               </w:rPr>
-              <w:t>703.75</w:t>
+              <w:t>708.50</w:t>
             </w:r>
           </w:p>
         </w:tc>
@@ -26207,7 +26207,7 @@
             </w:pPr>
             <w:r/>
             <w:r>
-              <w:t>703.75</w:t>
+              <w:t>708.50</w:t>
             </w:r>
           </w:p>
         </w:tc>
@@ -26235,7 +26235,7 @@
             </w:pPr>
             <w:r/>
             <w:r>
-              <w:t>714.25</w:t>
+              <w:t>719.00</w:t>
             </w:r>
           </w:p>
         </w:tc>
@@ -26263,7 +26263,7 @@
             </w:pPr>
             <w:r/>
             <w:r>
-              <w:t>689.00</w:t>
+              <w:t>693.75</w:t>
             </w:r>
           </w:p>
         </w:tc>
@@ -26294,7 +26294,7 @@
               <w:rPr>
                 <w:b/>
               </w:rPr>
-              <w:t>706.00</w:t>
+              <w:t>710.75</w:t>
             </w:r>
           </w:p>
         </w:tc>
@@ -26442,7 +26442,7 @@
             </w:pPr>
             <w:r/>
             <w:r>
-              <w:t>706.00</w:t>
+              <w:t>710.75</w:t>
             </w:r>
           </w:p>
         </w:tc>
@@ -26470,7 +26470,7 @@
             </w:pPr>
             <w:r/>
             <w:r>
-              <w:t>716.50</w:t>
+              <w:t>721.25</w:t>
             </w:r>
           </w:p>
         </w:tc>
@@ -26498,7 +26498,7 @@
             </w:pPr>
             <w:r/>
             <w:r>
-              <w:t>699.75</w:t>
+              <w:t>704.50</w:t>
             </w:r>
           </w:p>
         </w:tc>
@@ -26529,7 +26529,7 @@
               <w:rPr>
                 <w:b/>
               </w:rPr>
-              <w:t>706.75</w:t>
+              <w:t>711.50</w:t>
             </w:r>
           </w:p>
         </w:tc>
@@ -26677,7 +26677,7 @@
             </w:pPr>
             <w:r/>
             <w:r>
-              <w:t>706.75</w:t>
+              <w:t>711.50</w:t>
             </w:r>
           </w:p>
         </w:tc>
@@ -26705,7 +26705,7 @@
             </w:pPr>
             <w:r/>
             <w:r>
-              <w:t>721.00</w:t>
+              <w:t>725.75</w:t>
             </w:r>
           </w:p>
         </w:tc>
@@ -26733,7 +26733,7 @@
             </w:pPr>
             <w:r/>
             <w:r>
-              <w:t>692.00</w:t>
+              <w:t>696.75</w:t>
             </w:r>
           </w:p>
         </w:tc>
@@ -26764,7 +26764,7 @@
               <w:rPr>
                 <w:b/>
               </w:rPr>
-              <w:t>708.75</w:t>
+              <w:t>713.50</w:t>
             </w:r>
           </w:p>
         </w:tc>
@@ -26912,7 +26912,7 @@
             </w:pPr>
             <w:r/>
             <w:r>
-              <w:t>708.75</w:t>
+              <w:t>713.50</w:t>
             </w:r>
           </w:p>
         </w:tc>
@@ -26940,7 +26940,7 @@
             </w:pPr>
             <w:r/>
             <w:r>
-              <w:t>715.25</w:t>
+              <w:t>720.00</w:t>
             </w:r>
           </w:p>
         </w:tc>
@@ -26968,7 +26968,7 @@
             </w:pPr>
             <w:r/>
             <w:r>
-              <w:t>702.00</w:t>
+              <w:t>706.75</w:t>
             </w:r>
           </w:p>
         </w:tc>
@@ -26999,7 +26999,7 @@
               <w:rPr>
                 <w:b/>
               </w:rPr>
-              <w:t>709.00</w:t>
+              <w:t>713.75</w:t>
             </w:r>
           </w:p>
         </w:tc>
@@ -27147,7 +27147,7 @@
             </w:pPr>
             <w:r/>
             <w:r>
-              <w:t>709.00</w:t>
+              <w:t>713.75</w:t>
             </w:r>
           </w:p>
         </w:tc>
@@ -27175,7 +27175,7 @@
             </w:pPr>
             <w:r/>
             <w:r>
-              <w:t>719.25</w:t>
+              <w:t>724.00</w:t>
             </w:r>
           </w:p>
         </w:tc>
@@ -27203,7 +27203,7 @@
             </w:pPr>
             <w:r/>
             <w:r>
-              <w:t>701.00</w:t>
+              <w:t>705.75</w:t>
             </w:r>
           </w:p>
         </w:tc>
@@ -27234,7 +27234,7 @@
               <w:rPr>
                 <w:b/>
               </w:rPr>
-              <w:t>709.50</w:t>
+              <w:t>714.25</w:t>
             </w:r>
           </w:p>
         </w:tc>
@@ -27382,7 +27382,7 @@
             </w:pPr>
             <w:r/>
             <w:r>
-              <w:t>709.50</w:t>
+              <w:t>714.25</w:t>
             </w:r>
           </w:p>
         </w:tc>
@@ -27410,7 +27410,7 @@
             </w:pPr>
             <w:r/>
             <w:r>
-              <w:t>716.50</w:t>
+              <w:t>721.25</w:t>
             </w:r>
           </w:p>
         </w:tc>
@@ -27438,7 +27438,7 @@
             </w:pPr>
             <w:r/>
             <w:r>
-              <w:t>703.50</w:t>
+              <w:t>708.25</w:t>
             </w:r>
           </w:p>
         </w:tc>
@@ -27469,7 +27469,7 @@
               <w:rPr>
                 <w:b/>
               </w:rPr>
-              <w:t>708.75</w:t>
+              <w:t>713.50</w:t>
             </w:r>
           </w:p>
         </w:tc>
@@ -27617,7 +27617,7 @@
             </w:pPr>
             <w:r/>
             <w:r>
-              <w:t>708.75</w:t>
+              <w:t>713.50</w:t>
             </w:r>
           </w:p>
         </w:tc>
@@ -27645,7 +27645,7 @@
             </w:pPr>
             <w:r/>
             <w:r>
-              <w:t>722.25</w:t>
+              <w:t>727.00</w:t>
             </w:r>
           </w:p>
         </w:tc>
@@ -27673,7 +27673,7 @@
             </w:pPr>
             <w:r/>
             <w:r>
-              <w:t>695.75</w:t>
+              <w:t>700.50</w:t>
             </w:r>
           </w:p>
         </w:tc>
@@ -27704,7 +27704,7 @@
               <w:rPr>
                 <w:b/>
               </w:rPr>
-              <w:t>710.50</w:t>
+              <w:t>715.25</w:t>
             </w:r>
           </w:p>
         </w:tc>
@@ -27852,7 +27852,7 @@
             </w:pPr>
             <w:r/>
             <w:r>
-              <w:t>710.50</w:t>
+              <w:t>715.25</w:t>
             </w:r>
           </w:p>
         </w:tc>
@@ -27880,7 +27880,7 @@
             </w:pPr>
             <w:r/>
             <w:r>
-              <w:t>719.75</w:t>
+              <w:t>724.50</w:t>
             </w:r>
           </w:p>
         </w:tc>
@@ -27908,7 +27908,7 @@
             </w:pPr>
             <w:r/>
             <w:r>
-              <w:t>699.75</w:t>
+              <w:t>704.50</w:t>
             </w:r>
           </w:p>
         </w:tc>
@@ -27939,7 +27939,7 @@
               <w:rPr>
                 <w:b/>
               </w:rPr>
-              <w:t>711.00</w:t>
+              <w:t>715.75</w:t>
             </w:r>
           </w:p>
         </w:tc>
@@ -28087,7 +28087,7 @@
             </w:pPr>
             <w:r/>
             <w:r>
-              <w:t>711.00</w:t>
+              <w:t>715.75</w:t>
             </w:r>
           </w:p>
         </w:tc>
@@ -28115,7 +28115,7 @@
             </w:pPr>
             <w:r/>
             <w:r>
-              <w:t>723.25</w:t>
+              <w:t>728.00</w:t>
             </w:r>
           </w:p>
         </w:tc>
@@ -28143,7 +28143,7 @@
             </w:pPr>
             <w:r/>
             <w:r>
-              <w:t>696.75</w:t>
+              <w:t>701.50</w:t>
             </w:r>
           </w:p>
         </w:tc>
@@ -28174,7 +28174,7 @@
               <w:rPr>
                 <w:b/>
               </w:rPr>
-              <w:t>709.50</w:t>
+              <w:t>714.25</w:t>
             </w:r>
           </w:p>
         </w:tc>
@@ -28322,7 +28322,7 @@
             </w:pPr>
             <w:r/>
             <w:r>
-              <w:t>709.50</w:t>
+              <w:t>714.25</w:t>
             </w:r>
           </w:p>
         </w:tc>
@@ -28350,7 +28350,7 @@
             </w:pPr>
             <w:r/>
             <w:r>
-              <w:t>716.50</w:t>
+              <w:t>721.25</w:t>
             </w:r>
           </w:p>
         </w:tc>
@@ -28378,7 +28378,7 @@
             </w:pPr>
             <w:r/>
             <w:r>
-              <w:t>700.00</w:t>
+              <w:t>704.75</w:t>
             </w:r>
           </w:p>
         </w:tc>
@@ -28409,7 +28409,7 @@
               <w:rPr>
                 <w:b/>
               </w:rPr>
-              <w:t>710.00</w:t>
+              <w:t>714.75</w:t>
             </w:r>
           </w:p>
         </w:tc>
@@ -28557,7 +28557,7 @@
             </w:pPr>
             <w:r/>
             <w:r>
-              <w:t>710.00</w:t>
+              <w:t>714.75</w:t>
             </w:r>
           </w:p>
         </w:tc>
@@ -28585,7 +28585,7 @@
             </w:pPr>
             <w:r/>
             <w:r>
-              <w:t>720.50</w:t>
+              <w:t>725.25</w:t>
             </w:r>
           </w:p>
         </w:tc>
@@ -28613,7 +28613,7 @@
             </w:pPr>
             <w:r/>
             <w:r>
-              <w:t>702.75</w:t>
+              <w:t>707.50</w:t>
             </w:r>
           </w:p>
         </w:tc>
@@ -28644,7 +28644,7 @@
               <w:rPr>
                 <w:b/>
               </w:rPr>
-              <w:t>709.75</w:t>
+              <w:t>714.50</w:t>
             </w:r>
           </w:p>
         </w:tc>
@@ -28792,7 +28792,7 @@
             </w:pPr>
             <w:r/>
             <w:r>
-              <w:t>709.75</w:t>
+              <w:t>714.50</w:t>
             </w:r>
           </w:p>
         </w:tc>
@@ -28820,7 +28820,7 @@
             </w:pPr>
             <w:r/>
             <w:r>
-              <w:t>719.50</w:t>
+              <w:t>724.25</w:t>
             </w:r>
           </w:p>
         </w:tc>
@@ -28848,7 +28848,7 @@
             </w:pPr>
             <w:r/>
             <w:r>
-              <w:t>700.00</w:t>
+              <w:t>704.75</w:t>
             </w:r>
           </w:p>
         </w:tc>
@@ -28879,7 +28879,7 @@
               <w:rPr>
                 <w:b/>
               </w:rPr>
-              <w:t>710.25</w:t>
+              <w:t>715.00</w:t>
             </w:r>
           </w:p>
         </w:tc>
@@ -29027,7 +29027,7 @@
             </w:pPr>
             <w:r/>
             <w:r>
-              <w:t>710.25</w:t>
+              <w:t>715.00</w:t>
             </w:r>
           </w:p>
         </w:tc>
@@ -29055,7 +29055,7 @@
             </w:pPr>
             <w:r/>
             <w:r>
-              <w:t>721.00</w:t>
+              <w:t>725.75</w:t>
             </w:r>
           </w:p>
         </w:tc>
@@ -29083,7 +29083,7 @@
             </w:pPr>
             <w:r/>
             <w:r>
-              <w:t>703.00</w:t>
+              <w:t>707.75</w:t>
             </w:r>
           </w:p>
         </w:tc>
@@ -29114,7 +29114,7 @@
               <w:rPr>
                 <w:b/>
               </w:rPr>
-              <w:t>711.00</w:t>
+              <w:t>715.75</w:t>
             </w:r>
           </w:p>
         </w:tc>
@@ -29262,7 +29262,7 @@
             </w:pPr>
             <w:r/>
             <w:r>
-              <w:t>711.00</w:t>
+              <w:t>715.75</w:t>
             </w:r>
           </w:p>
         </w:tc>
@@ -29290,7 +29290,7 @@
             </w:pPr>
             <w:r/>
             <w:r>
-              <w:t>717.50</w:t>
+              <w:t>722.25</w:t>
             </w:r>
           </w:p>
         </w:tc>
@@ -29318,7 +29318,7 @@
             </w:pPr>
             <w:r/>
             <w:r>
-              <w:t>702.50</w:t>
+              <w:t>707.25</w:t>
             </w:r>
           </w:p>
         </w:tc>
@@ -29349,7 +29349,7 @@
               <w:rPr>
                 <w:b/>
               </w:rPr>
-              <w:t>711.50</w:t>
+              <w:t>716.25</w:t>
             </w:r>
           </w:p>
         </w:tc>
@@ -29497,7 +29497,7 @@
             </w:pPr>
             <w:r/>
             <w:r>
-              <w:t>711.50</w:t>
+              <w:t>716.25</w:t>
             </w:r>
           </w:p>
         </w:tc>
@@ -29525,7 +29525,7 @@
             </w:pPr>
             <w:r/>
             <w:r>
-              <w:t>722.50</w:t>
+              <w:t>727.25</w:t>
             </w:r>
           </w:p>
         </w:tc>
@@ -29553,7 +29553,7 @@
             </w:pPr>
             <w:r/>
             <w:r>
-              <w:t>699.75</w:t>
+              <w:t>704.50</w:t>
             </w:r>
           </w:p>
         </w:tc>
@@ -29584,7 +29584,7 @@
               <w:rPr>
                 <w:b/>
               </w:rPr>
-              <w:t>715.00</w:t>
+              <w:t>719.75</w:t>
             </w:r>
           </w:p>
         </w:tc>
@@ -29732,7 +29732,7 @@
             </w:pPr>
             <w:r/>
             <w:r>
-              <w:t>715.00</w:t>
+              <w:t>719.75</w:t>
             </w:r>
           </w:p>
         </w:tc>
@@ -29760,7 +29760,7 @@
             </w:pPr>
             <w:r/>
             <w:r>
-              <w:t>720.50</w:t>
+              <w:t>725.25</w:t>
             </w:r>
           </w:p>
         </w:tc>
@@ -29788,7 +29788,7 @@
             </w:pPr>
             <w:r/>
             <w:r>
-              <w:t>707.25</w:t>
+              <w:t>712.00</w:t>
             </w:r>
           </w:p>
         </w:tc>
@@ -29819,7 +29819,7 @@
               <w:rPr>
                 <w:b/>
               </w:rPr>
-              <w:t>715.75</w:t>
+              <w:t>720.50</w:t>
             </w:r>
           </w:p>
         </w:tc>
@@ -29967,7 +29967,7 @@
             </w:pPr>
             <w:r/>
             <w:r>
-              <w:t>715.75</w:t>
+              <w:t>720.50</w:t>
             </w:r>
           </w:p>
         </w:tc>
@@ -29995,7 +29995,7 @@
             </w:pPr>
             <w:r/>
             <w:r>
-              <w:t>725.00</w:t>
+              <w:t>729.75</w:t>
             </w:r>
           </w:p>
         </w:tc>
@@ -30023,7 +30023,7 @@
             </w:pPr>
             <w:r/>
             <w:r>
-              <w:t>709.25</w:t>
+              <w:t>714.00</w:t>
             </w:r>
           </w:p>
         </w:tc>
@@ -30054,7 +30054,7 @@
               <w:rPr>
                 <w:b/>
               </w:rPr>
-              <w:t>715.00</w:t>
+              <w:t>719.75</w:t>
             </w:r>
           </w:p>
         </w:tc>
@@ -30202,7 +30202,7 @@
             </w:pPr>
             <w:r/>
             <w:r>
-              <w:t>715.00</w:t>
+              <w:t>719.75</w:t>
             </w:r>
           </w:p>
         </w:tc>
@@ -30230,7 +30230,7 @@
             </w:pPr>
             <w:r/>
             <w:r>
-              <w:t>722.50</w:t>
+              <w:t>727.25</w:t>
             </w:r>
           </w:p>
         </w:tc>
@@ -30258,7 +30258,7 @@
             </w:pPr>
             <w:r/>
             <w:r>
-              <w:t>709.00</w:t>
+              <w:t>713.75</w:t>
             </w:r>
           </w:p>
         </w:tc>
@@ -30289,7 +30289,7 @@
               <w:rPr>
                 <w:b/>
               </w:rPr>
-              <w:t>714.00</w:t>
+              <w:t>718.75</w:t>
             </w:r>
           </w:p>
         </w:tc>
@@ -30437,7 +30437,7 @@
             </w:pPr>
             <w:r/>
             <w:r>
-              <w:t>714.00</w:t>
+              <w:t>718.75</w:t>
             </w:r>
           </w:p>
         </w:tc>
@@ -30465,7 +30465,7 @@
             </w:pPr>
             <w:r/>
             <w:r>
-              <w:t>721.00</w:t>
+              <w:t>725.75</w:t>
             </w:r>
           </w:p>
         </w:tc>
@@ -30493,7 +30493,7 @@
             </w:pPr>
             <w:r/>
             <w:r>
-              <w:t>700.50</w:t>
+              <w:t>705.25</w:t>
             </w:r>
           </w:p>
         </w:tc>
@@ -30524,7 +30524,7 @@
               <w:rPr>
                 <w:b/>
               </w:rPr>
-              <w:t>714.75</w:t>
+              <w:t>719.50</w:t>
             </w:r>
           </w:p>
         </w:tc>
@@ -30672,7 +30672,7 @@
             </w:pPr>
             <w:r/>
             <w:r>
-              <w:t>714.75</w:t>
+              <w:t>719.50</w:t>
             </w:r>
           </w:p>
         </w:tc>
@@ -30700,7 +30700,7 @@
             </w:pPr>
             <w:r/>
             <w:r>
-              <w:t>724.00</w:t>
+              <w:t>728.75</w:t>
             </w:r>
           </w:p>
         </w:tc>
@@ -30728,7 +30728,7 @@
             </w:pPr>
             <w:r/>
             <w:r>
-              <w:t>707.50</w:t>
+              <w:t>712.25</w:t>
             </w:r>
           </w:p>
         </w:tc>
@@ -30759,7 +30759,7 @@
               <w:rPr>
                 <w:b/>
               </w:rPr>
-              <w:t>714.50</w:t>
+              <w:t>719.25</w:t>
             </w:r>
           </w:p>
         </w:tc>
@@ -30907,7 +30907,7 @@
             </w:pPr>
             <w:r/>
             <w:r>
-              <w:t>714.50</w:t>
+              <w:t>719.25</w:t>
             </w:r>
           </w:p>
         </w:tc>
@@ -30935,7 +30935,7 @@
             </w:pPr>
             <w:r/>
             <w:r>
-              <w:t>723.00</w:t>
+              <w:t>727.75</w:t>
             </w:r>
           </w:p>
         </w:tc>
@@ -30963,7 +30963,7 @@
             </w:pPr>
             <w:r/>
             <w:r>
-              <w:t>700.50</w:t>
+              <w:t>705.25</w:t>
             </w:r>
           </w:p>
         </w:tc>
@@ -30994,7 +30994,7 @@
               <w:rPr>
                 <w:b/>
               </w:rPr>
-              <w:t>716.25</w:t>
+              <w:t>721.00</w:t>
             </w:r>
           </w:p>
         </w:tc>
@@ -31142,7 +31142,7 @@
             </w:pPr>
             <w:r/>
             <w:r>
-              <w:t>716.25</w:t>
+              <w:t>721.00</w:t>
             </w:r>
           </w:p>
         </w:tc>
@@ -31170,7 +31170,7 @@
             </w:pPr>
             <w:r/>
             <w:r>
-              <w:t>722.50</w:t>
+              <w:t>727.25</w:t>
             </w:r>
           </w:p>
         </w:tc>
@@ -31198,7 +31198,7 @@
             </w:pPr>
             <w:r/>
             <w:r>
-              <w:t>709.75</w:t>
+              <w:t>714.50</w:t>
             </w:r>
           </w:p>
         </w:tc>
@@ -31229,7 +31229,7 @@
               <w:rPr>
                 <w:b/>
               </w:rPr>
-              <w:t>715.50</w:t>
+              <w:t>720.25</w:t>
             </w:r>
           </w:p>
         </w:tc>
